--- a/eng/docx/34.content.docx
+++ b/eng/docx/34.content.docx
@@ -483,7 +483,19 @@
         <w:rPr>
           <w:lang w:val="en_US" w:bidi="en_US"/>
         </w:rPr>
-        <w:t>Nahum mentions the destruction of Thebes, a city in Egypt, as a past event, which happened about 663 B.C. He prophesied about the destruction of Nineveh, which happened in 612 B.C. Therefore, the book of Nahum was written sometime between 663 and 612 B.C. (See: [[rc://*/tw/dict/bible/kt/prophet]])</w:t>
+        <w:t xml:space="preserve">Nahum mentions the destruction of Thebes, a city in Egypt, as a past event, which happened about 663 B.C. He prophesied about the destruction of Nineveh, which happened in 612 B.C. Therefore, the book of Nahum was written sometime between 663 and 612 B.C. (See: </w:t>
+      </w:r>
+      <w:r>
+        <w:rPr>
+          <w:lang w:val="en_US" w:bidi="en_US"/>
+        </w:rPr>
+        <w:t>prophet, prophecy, prophesy, seer, prophetess</w:t>
+      </w:r>
+      <w:r>
+        <w:rPr>
+          <w:lang w:val="en_US" w:bidi="en_US"/>
+        </w:rPr>
+        <w:t>)</w:t>
       </w:r>
       <w:r>
         <w:rPr>
@@ -633,7 +645,19 @@
         <w:rPr>
           <w:lang w:val="en_US" w:bidi="en_US"/>
         </w:rPr>
-        <w:t>Some translations prefer to set apart extended quotations, prayers and songs. The ULT and many other English translations set the lines of the entire book (except for verse 1 of this chapter) farther to the right on the page than regular text to show that they are poetic prophecy. (See: [[rc://*/tw/dict/bible/kt/prophet]])</w:t>
+        <w:t xml:space="preserve">Some translations prefer to set apart extended quotations, prayers and songs. The ULT and many other English translations set the lines of the entire book (except for verse 1 of this chapter) farther to the right on the page than regular text to show that they are poetic prophecy. (See: </w:t>
+      </w:r>
+      <w:r>
+        <w:rPr>
+          <w:lang w:val="en_US" w:bidi="en_US"/>
+        </w:rPr>
+        <w:t>prophet, prophecy, prophesy, seer, prophetess</w:t>
+      </w:r>
+      <w:r>
+        <w:rPr>
+          <w:lang w:val="en_US" w:bidi="en_US"/>
+        </w:rPr>
+        <w:t>)</w:t>
       </w:r>
       <w:r>
         <w:rPr>
